--- a/Concierge.docx
+++ b/Concierge.docx
@@ -13,81 +13,117 @@
         <w:rPr>
           <w:lang w:val="en"/>
         </w:rPr>
-        <w:t xml:space="preserve">Concierge</w:t>
-      </w:r>
-    </w:p>
-    <w:p>
-      <w:pPr>
-        <w:pStyle w:val="Quote"/>
+        <w:t xml:space="preserve">ANNOUNCE VISITORS – </w:t>
+      </w:r>
+      <w:r>
         <w:rPr>
-          <w:i/>
-          <w:iCs/>
           <w:lang w:val="en"/>
         </w:rPr>
-      </w:pPr>
+        <w:t>Concierge</w:t>
+      </w:r>
       <w:r>
         <w:rPr>
-          <w:i/>
-          <w:iCs/>
           <w:lang w:val="en"/>
         </w:rPr>
-        <w:t xml:space="preserve">PROTOTYPE - this manual is a skeleton awaiting content.  The text below is placeholder material, not documentation.</w:t>
+        <w:t xml:space="preserve"> MODULE</w:t>
       </w:r>
     </w:p>
     <w:p>
       <w:pPr>
         <w:pStyle w:val="Heading2"/>
-        <w:rPr>
-          <w:lang w:val="en"/>
-        </w:rPr>
       </w:pPr>
       <w:r>
-        <w:rPr>
-          <w:lang w:val="en"/>
-        </w:rPr>
-        <w:t xml:space="preserve">Overview</w:t>
+        <w:t>WHAT THIS SCREEN IS</w:t>
       </w:r>
     </w:p>
     <w:p>
-      <w:pPr>
-        <w:rPr>
-          <w:lang w:val="en"/>
-        </w:rPr>
-      </w:pPr>
-      <w:r>
-        <w:rPr>
-          <w:lang w:val="en"/>
-        </w:rPr>
-        <w:t xml:space="preserve">[To be written.]</w:t>
+      <w:r>
+        <w:t xml:space="preserve">Concierge is not its own screen. It is one checkbox found on the per-region settings screen, which is the </w:t>
+      </w:r>
+      <w:proofErr w:type="gramStart"/>
+      <w:r>
+        <w:t>big tabbed</w:t>
+      </w:r>
+      <w:proofErr w:type="gramEnd"/>
+      <w:r>
+        <w:t xml:space="preserve"> window you get when you add or edit a single region. When turned on for a region, it tells OpenSim to announce visitors in local region chat when they arrive, using a 'welcome' text file for that region.</w:t>
       </w:r>
     </w:p>
     <w:p>
       <w:pPr>
         <w:pStyle w:val="Heading2"/>
-        <w:rPr>
-          <w:lang w:val="en"/>
-        </w:rPr>
       </w:pPr>
       <w:r>
-        <w:rPr>
-          <w:lang w:val="en"/>
-        </w:rPr>
-        <w:t xml:space="preserve">Notes for the author</w:t>
+        <w:t>WHAT'S ON IT</w:t>
+      </w:r>
+    </w:p>
+    <w:p>
+      <w:r>
+        <w:t>- Concierge checkbox (label shown to the user is "Announce visitors"): when checked, turns on the Concierge feature for that one region. When saved, DreamGrid writes an [Concierge] section into that region's .ini file with enabled=True, a password, and a 'welcomes' folder path pointing at that region's own subfolder.</w:t>
+      </w:r>
+    </w:p>
+    <w:p>
+      <w:r>
+        <w:t>- When unchecked, DreamGrid writes enabled=False and clears the password instead.</w:t>
+      </w:r>
+    </w:p>
+    <w:p>
+      <w:r>
+        <w:t>- Tooltip on the checkbox says: "Announce visitors in region chat."</w:t>
+      </w:r>
+    </w:p>
+    <w:p>
+      <w:r>
+        <w:t>- This whole feature only takes effect if there is also a grid-wide 'Concierge' setting turned on (Settings.Concierge) - if that grid-wide switch is off, the per-region checkbox is saved but has no effect in the .ini file.</w:t>
+      </w:r>
+    </w:p>
+    <w:p>
+      <w:r>
+        <w:t xml:space="preserve">- Related: the region's Edit button (a separate button on the same </w:t>
+      </w:r>
+      <w:r>
+        <w:t>\</w:t>
+      </w:r>
+      <w:r>
+        <w:t xml:space="preserve"> screen) opens a small plain-text editor window where you can type or edit the actual welcome message text that gets shown/announced. That text is saved as a plain .txt file named after the region, inside that region's folder. </w:t>
       </w:r>
     </w:p>
     <w:p>
       <w:pPr>
-        <w:rPr>
-          <w:lang w:val="en"/>
-        </w:rPr>
+        <w:pStyle w:val="Heading2"/>
       </w:pPr>
       <w:r>
-        <w:rPr>
-          <w:lang w:val="en"/>
-        </w:rPr>
-        <w:t xml:space="preserve">Opened by the Help button on the Concierge screen (see Forms\FormEditor.vb for the related implementation).</w:t>
+        <w:t xml:space="preserve">HOW </w:t>
+      </w:r>
+      <w:proofErr w:type="gramStart"/>
+      <w:r>
+        <w:t>YOU</w:t>
+      </w:r>
+      <w:proofErr w:type="gramEnd"/>
+      <w:r>
+        <w:t xml:space="preserve"> OPEN IT</w:t>
       </w:r>
     </w:p>
+    <w:p>
+      <w:r>
+        <w:t xml:space="preserve">Open a region's settings (double-click a </w:t>
+      </w:r>
+      <w:proofErr w:type="gramStart"/>
+      <w:r>
+        <w:t>region, or</w:t>
+      </w:r>
+      <w:proofErr w:type="gramEnd"/>
+      <w:r>
+        <w:t xml:space="preserve"> Add/Edit a region) to reach </w:t>
+      </w:r>
+      <w:r>
+        <w:t xml:space="preserve">a </w:t>
+      </w:r>
+      <w:r>
+        <w:t>Region, then click the "Modules" tab - the Concierge checkbox and the Edit button both live inside that tab's Modules group box, alongside other per-region module on/off switches. The related text editor is opened by clicking the region's "Edit" button on that same tab, which opens FormEditor with a plain multi-line text box.</w:t>
+      </w:r>
+    </w:p>
+    <w:p/>
     <w:sectPr>
       <w:pgSz w:w="12240" w:h="15840"/>
       <w:pgMar w:top="1440" w:right="1440" w:bottom="1440" w:left="1440" w:header="720" w:footer="720" w:gutter="0"/>
@@ -707,6 +743,7 @@
   <w:style w:type="character" w:default="1" w:styleId="DefaultParagraphFont">
     <w:name w:val="Default Paragraph Font"/>
     <w:uiPriority w:val="1"/>
+    <w:semiHidden/>
     <w:unhideWhenUsed/>
   </w:style>
   <w:style w:type="table" w:default="1" w:styleId="TableNormal">
